--- a/site-plan.docx
+++ b/site-plan.docx
@@ -1,8 +1,8 @@
 
 <file path=word/document.xml><?xml version="1.0" encoding="utf-8"?>
-<w:document xmlns:wpc="http://schemas.microsoft.com/office/word/2010/wordprocessingCanvas" xmlns:cx="http://schemas.microsoft.com/office/drawing/2014/chartex" xmlns:cx1="http://schemas.microsoft.com/office/drawing/2015/9/8/chartex" xmlns:cx2="http://schemas.microsoft.com/office/drawing/2015/10/21/chartex" xmlns:cx3="http://schemas.microsoft.com/office/drawing/2016/5/9/chartex" xmlns:cx4="http://schemas.microsoft.com/office/drawing/2016/5/10/chartex" xmlns:cx5="http://schemas.microsoft.com/office/drawing/2016/5/11/chartex" xmlns:cx6="http://schemas.microsoft.com/office/drawing/2016/5/12/chartex" xmlns:cx7="http://schemas.microsoft.com/office/drawing/2016/5/13/chartex" xmlns:cx8="http://schemas.microsoft.com/office/drawing/2016/5/14/chartex" xmlns:mc="http://schemas.openxmlformats.org/markup-compatibility/2006" xmlns:aink="http://schemas.microsoft.com/office/drawing/2016/ink" xmlns:am3d="http://schemas.microsoft.com/office/drawing/2017/model3d" xmlns:o="urn:schemas-microsoft-com:office:office" xmlns:oel="http://schemas.microsoft.com/office/2019/extlst" xmlns:r="http://schemas.openxmlformats.org/officeDocument/2006/relationships" xmlns:m="http://schemas.openxmlformats.org/officeDocument/2006/math" xmlns:v="urn:schemas-microsoft-com:vml" xmlns:wp14="http://schemas.microsoft.com/office/word/2010/wordprocessingDrawing" xmlns:wp="http://schemas.openxmlformats.org/drawingml/2006/wordprocessingDrawing" xmlns:w10="urn:schemas-microsoft-com:office:word" xmlns:w="http://schemas.openxmlformats.org/wordprocessingml/2006/main" xmlns:w14="http://schemas.microsoft.com/office/word/2010/wordml" xmlns:w15="http://schemas.microsoft.com/office/word/2012/wordml" xmlns:w16cex="http://schemas.microsoft.com/office/word/2018/wordml/cex" xmlns:w16cid="http://schemas.microsoft.com/office/word/2016/wordml/cid" xmlns:w16="http://schemas.microsoft.com/office/word/2018/wordml" xmlns:w16du="http://schemas.microsoft.com/office/word/2023/wordml/word16du" xmlns:w16sdtdh="http://schemas.microsoft.com/office/word/2020/wordml/sdtdatahash" xmlns:w16sdtfl="http://schemas.microsoft.com/office/word/2024/wordml/sdtformatlock" xmlns:w16se="http://schemas.microsoft.com/office/word/2015/wordml/symex" xmlns:wpg="http://schemas.microsoft.com/office/word/2010/wordprocessingGroup" xmlns:wpi="http://schemas.microsoft.com/office/word/2010/wordprocessingInk" xmlns:wne="http://schemas.microsoft.com/office/word/2006/wordml" xmlns:wps="http://schemas.microsoft.com/office/word/2010/wordprocessingShape" xmlns:a="http://schemas.openxmlformats.org/drawingml/2006/main" xmlns:pic="http://schemas.openxmlformats.org/drawingml/2006/picture" mc:Ignorable="w14 w15 w16se w16cid w16 w16cex w16sdtdh w16sdtfl w16du wp14">
+<w:document xmlns:wpc="http://schemas.microsoft.com/office/word/2010/wordprocessingCanvas" xmlns:cx="http://schemas.microsoft.com/office/drawing/2014/chartex" xmlns:cx1="http://schemas.microsoft.com/office/drawing/2015/9/8/chartex" xmlns:cx2="http://schemas.microsoft.com/office/drawing/2015/10/21/chartex" xmlns:cx3="http://schemas.microsoft.com/office/drawing/2016/5/9/chartex" xmlns:cx4="http://schemas.microsoft.com/office/drawing/2016/5/10/chartex" xmlns:cx5="http://schemas.microsoft.com/office/drawing/2016/5/11/chartex" xmlns:cx6="http://schemas.microsoft.com/office/drawing/2016/5/12/chartex" xmlns:cx7="http://schemas.microsoft.com/office/drawing/2016/5/13/chartex" xmlns:cx8="http://schemas.microsoft.com/office/drawing/2016/5/14/chartex" xmlns:mc="http://schemas.openxmlformats.org/markup-compatibility/2006" xmlns:aink="http://schemas.microsoft.com/office/drawing/2016/ink" xmlns:am3d="http://schemas.microsoft.com/office/drawing/2017/model3d" xmlns:o="urn:schemas-microsoft-com:office:office" xmlns:oel="http://schemas.microsoft.com/office/2019/extlst" xmlns:r="http://schemas.openxmlformats.org/officeDocument/2006/relationships" xmlns:m="http://schemas.openxmlformats.org/officeDocument/2006/math" xmlns:v="urn:schemas-microsoft-com:vml" xmlns:wp14="http://schemas.microsoft.com/office/word/2010/wordprocessingDrawing" xmlns:wp="http://schemas.openxmlformats.org/drawingml/2006/wordprocessingDrawing" xmlns:w10="urn:schemas-microsoft-com:office:word" xmlns:w="http://schemas.openxmlformats.org/wordprocessingml/2006/main" xmlns:w14="http://schemas.microsoft.com/office/word/2010/wordml" xmlns:w15="http://schemas.microsoft.com/office/word/2012/wordml" xmlns:w16cex="http://schemas.microsoft.com/office/word/2018/wordml/cex" xmlns:w16cid="http://schemas.microsoft.com/office/word/2016/wordml/cid" xmlns:w16="http://schemas.microsoft.com/office/word/2018/wordml" xmlns:w16du="http://schemas.microsoft.com/office/word/2023/wordml/word16du" xmlns:w16sdtdh="http://schemas.microsoft.com/office/word/2020/wordml/sdtdatahash" xmlns:w16sdtfl="http://schemas.microsoft.com/office/word/2024/wordml/sdtformatlock" xmlns:w16se="http://schemas.microsoft.com/office/word/2015/wordml/symex" xmlns:wpg="http://schemas.microsoft.com/office/word/2010/wordprocessingGroup" xmlns:wpi="http://schemas.microsoft.com/office/word/2010/wordprocessingInk" xmlns:wne="http://schemas.microsoft.com/office/word/2006/wordml" xmlns:wps="http://schemas.microsoft.com/office/word/2010/wordprocessingShape" mc:Ignorable="w14 w15 w16se w16cid w16 w16cex w16sdtdh w16sdtfl w16du wp14">
   <w:body>
-    <w:p xmlns:wp14="http://schemas.microsoft.com/office/word/2010/wordml" wp14:textId="77777777">
+    <w:p>
       <w:pPr>
         <w:pStyle w:val="Heading1"/>
         <w:jc w:val="center"/>
@@ -11,7 +11,7 @@
         <w:t>Bagel Site Plan</w:t>
       </w:r>
     </w:p>
-    <w:p xmlns:wp14="http://schemas.microsoft.com/office/word/2010/wordml" wp14:textId="77777777">
+    <w:p>
       <w:pPr>
         <w:pStyle w:val="Heading2"/>
         <w:jc w:val="center"/>
@@ -20,7 +20,7 @@
         <w:t>Louis Sanchez</w:t>
       </w:r>
     </w:p>
-    <w:p xmlns:wp14="http://schemas.microsoft.com/office/word/2010/wordml" wp14:textId="77777777">
+    <w:p>
       <w:pPr>
         <w:pStyle w:val="Heading2"/>
         <w:jc w:val="center"/>
@@ -29,17 +29,17 @@
         <w:t>WDD 130</w:t>
       </w:r>
     </w:p>
-    <w:p xmlns:wp14="http://schemas.microsoft.com/office/word/2010/wordml" wp14:textId="77777777">
+    <w:p>
       <w:pPr>
         <w:jc w:val="center"/>
       </w:pPr>
       <w:r>
         <w:pict w14:anchorId="392563D0">
-          <v:rect id="_x0000_i1025" style="width:0;height:1.5pt" o:hr="t" o:hrstd="t" o:hralign="center" fillcolor="#a0a0a0" stroked="f"/>
+          <v:rect id="_x0000_i1025" style="width:0;height:1.5pt" o:hralign="center" o:hrstd="t" o:hr="t" fillcolor="#a0a0a0" stroked="f"/>
         </w:pict>
       </w:r>
     </w:p>
-    <w:p xmlns:wp14="http://schemas.microsoft.com/office/word/2010/wordml" wp14:textId="77777777">
+    <w:p>
       <w:pPr>
         <w:pStyle w:val="Heading2"/>
         <w:jc w:val="center"/>
@@ -48,7 +48,7 @@
         <w:t>Overview</w:t>
       </w:r>
     </w:p>
-    <w:p xmlns:wp14="http://schemas.microsoft.com/office/word/2010/wordml" wp14:textId="77777777">
+    <w:p>
       <w:pPr>
         <w:pStyle w:val="Heading3"/>
         <w:jc w:val="center"/>
@@ -57,7 +57,7 @@
         <w:t>Purpose</w:t>
       </w:r>
     </w:p>
-    <w:p xmlns:wp14="http://schemas.microsoft.com/office/word/2010/wordml" wp14:textId="77777777">
+    <w:p>
       <w:pPr>
         <w:spacing w:before="240" w:after="240"/>
         <w:jc w:val="center"/>
@@ -66,22 +66,10 @@
         <w:rPr>
           <w:lang w:val="en-US"/>
         </w:rPr>
-        <w:t xml:space="preserve">The purpose of the Bagel Blitz website is to </w:t>
-      </w:r>
-      <w:r>
-        <w:rPr>
-          <w:lang w:val="en-US"/>
-        </w:rPr>
-        <w:t>showcase</w:t>
-      </w:r>
-      <w:r>
-        <w:rPr>
-          <w:lang w:val="en-US"/>
-        </w:rPr>
-        <w:t xml:space="preserve"> a fast and convenient bagel sandwich shop that focuses on making fresh, delicious sandwiches in 5 minutes or less. The site will allow customers to explore menu options, learn about the brand, and find quick meal solutions.</w:t>
-      </w:r>
-    </w:p>
-    <w:p xmlns:wp14="http://schemas.microsoft.com/office/word/2010/wordml" wp14:textId="77777777">
+        <w:t>The purpose of the Bagel Blitz website is to showcase a fast and convenient bagel sandwich shop that focuses on making fresh, delicious sandwiches in 5 minutes or less. The site will allow customers to explore menu options, learn about the brand, and find quick meal solutions.</w:t>
+      </w:r>
+    </w:p>
+    <w:p>
       <w:pPr>
         <w:pBdr>
           <w:top w:val="nil"/>
@@ -93,7 +81,7 @@
         <w:jc w:val="center"/>
       </w:pPr>
     </w:p>
-    <w:p xmlns:wp14="http://schemas.microsoft.com/office/word/2010/wordml" wp14:textId="77777777">
+    <w:p>
       <w:pPr>
         <w:pStyle w:val="Heading3"/>
         <w:jc w:val="center"/>
@@ -102,7 +90,7 @@
         <w:t>Audience</w:t>
       </w:r>
     </w:p>
-    <w:p xmlns:wp14="http://schemas.microsoft.com/office/word/2010/wordml" wp14:textId="77777777">
+    <w:p>
       <w:pPr>
         <w:pBdr>
           <w:top w:val="nil"/>
@@ -120,17 +108,17 @@
         <w:t>The target audience includes busy college students, young professionals, and anyone looking for a quick and tasty meal. This includes people who value speed, convenience, and affordable food options, especially those in a fast-paced environment like Rexburg.</w:t>
       </w:r>
     </w:p>
-    <w:p xmlns:wp14="http://schemas.microsoft.com/office/word/2010/wordml" wp14:textId="77777777">
+    <w:p>
       <w:pPr>
         <w:jc w:val="center"/>
       </w:pPr>
       <w:r>
         <w:pict w14:anchorId="6B785073">
-          <v:rect id="_x0000_i1026" style="width:0;height:1.5pt" o:hr="t" o:hrstd="t" o:hralign="center" fillcolor="#a0a0a0" stroked="f"/>
+          <v:rect id="_x0000_i1026" style="width:0;height:1.5pt" o:hralign="center" o:hrstd="t" o:hr="t" fillcolor="#a0a0a0" stroked="f"/>
         </w:pict>
       </w:r>
     </w:p>
-    <w:p xmlns:wp14="http://schemas.microsoft.com/office/word/2010/wordml" wp14:textId="77777777">
+    <w:p>
       <w:pPr>
         <w:pStyle w:val="Heading2"/>
         <w:jc w:val="center"/>
@@ -139,16 +127,17 @@
         <w:br w:type="page"/>
       </w:r>
     </w:p>
-    <w:p xmlns:wp14="http://schemas.microsoft.com/office/word/2010/wordml" wp14:textId="77777777">
+    <w:p>
       <w:pPr>
         <w:pStyle w:val="Heading2"/>
         <w:jc w:val="center"/>
       </w:pPr>
       <w:r>
+        <w:lastRenderedPageBreak/>
         <w:t>Branding</w:t>
       </w:r>
     </w:p>
-    <w:p xmlns:wp14="http://schemas.microsoft.com/office/word/2010/wordml" wp14:textId="77777777">
+    <w:p>
       <w:pPr>
         <w:pStyle w:val="Heading3"/>
         <w:jc w:val="center"/>
@@ -157,7 +146,7 @@
         <w:t>Website Logo</w:t>
       </w:r>
     </w:p>
-    <w:p xmlns:wp14="http://schemas.microsoft.com/office/word/2010/wordml" wp14:textId="77777777">
+    <w:p>
       <w:pPr>
         <w:jc w:val="center"/>
       </w:pPr>
@@ -166,9 +155,9 @@
           <w:noProof/>
         </w:rPr>
         <w:drawing>
-          <wp:inline xmlns:wp14="http://schemas.microsoft.com/office/word/2010/wordprocessingDrawing" distT="114300" distB="114300" distL="114300" distR="114300" wp14:anchorId="40EE489C" wp14:editId="7777777">
-            <wp:extent cx="5943600" cy="5943600"/>
-            <wp:effectExtent l="0" t="0" r="0" b="0"/>
+          <wp:inline distT="114300" distB="114300" distL="114300" distR="114300" wp14:anchorId="40EE489C" wp14:editId="241FC5F3">
+            <wp:extent cx="4241800" cy="4051300"/>
+            <wp:effectExtent l="0" t="0" r="6350" b="6350"/>
             <wp:docPr id="63703091" name="image1.png"/>
             <wp:cNvGraphicFramePr/>
             <a:graphic xmlns:a="http://schemas.openxmlformats.org/drawingml/2006/main">
@@ -188,7 +177,7 @@
                   <pic:spPr>
                     <a:xfrm>
                       <a:off x="0" y="0"/>
-                      <a:ext cx="5943600" cy="5943600"/>
+                      <a:ext cx="4241800" cy="4051300"/>
                     </a:xfrm>
                     <a:prstGeom prst="rect">
                       <a:avLst/>
@@ -202,18 +191,18 @@
         </w:drawing>
       </w:r>
     </w:p>
-    <w:p xmlns:wp14="http://schemas.microsoft.com/office/word/2010/wordml" wp14:textId="77777777"/>
-    <w:p xmlns:wp14="http://schemas.microsoft.com/office/word/2010/wordml" wp14:textId="77777777">
+    <w:p/>
+    <w:p>
       <w:pPr>
         <w:jc w:val="center"/>
       </w:pPr>
       <w:r>
         <w:pict w14:anchorId="7F438FE9">
-          <v:rect id="_x0000_i1027" style="width:0;height:1.5pt" o:hr="t" o:hrstd="t" o:hralign="center" fillcolor="#a0a0a0" stroked="f"/>
+          <v:rect id="_x0000_i1027" style="width:0;height:1.5pt" o:hralign="center" o:hrstd="t" o:hr="t" fillcolor="#a0a0a0" stroked="f"/>
         </w:pict>
       </w:r>
     </w:p>
-    <w:p xmlns:wp14="http://schemas.microsoft.com/office/word/2010/wordml" wp14:textId="77777777">
+    <w:p>
       <w:pPr>
         <w:pStyle w:val="Heading2"/>
         <w:jc w:val="center"/>
@@ -222,7 +211,7 @@
         <w:t>Style Guide</w:t>
       </w:r>
     </w:p>
-    <w:p xmlns:wp14="http://schemas.microsoft.com/office/word/2010/wordml" wp14:textId="77777777">
+    <w:p>
       <w:pPr>
         <w:pStyle w:val="Heading3"/>
         <w:jc w:val="center"/>
@@ -236,12 +225,12 @@
         <w:tblStyle w:val="a"/>
         <w:tblW w:w="9308" w:type="dxa"/>
         <w:tblBorders>
-          <w:top w:val="single" w:color="000000" w:sz="4" w:space="0"/>
-          <w:left w:val="single" w:color="000000" w:sz="4" w:space="0"/>
-          <w:bottom w:val="single" w:color="000000" w:sz="4" w:space="0"/>
-          <w:right w:val="single" w:color="000000" w:sz="4" w:space="0"/>
-          <w:insideH w:val="single" w:color="000000" w:sz="4" w:space="0"/>
-          <w:insideV w:val="single" w:color="000000" w:sz="4" w:space="0"/>
+          <w:top w:val="single" w:sz="4" w:space="0" w:color="000000"/>
+          <w:left w:val="single" w:sz="4" w:space="0" w:color="000000"/>
+          <w:bottom w:val="single" w:sz="4" w:space="0" w:color="000000"/>
+          <w:right w:val="single" w:sz="4" w:space="0" w:color="000000"/>
+          <w:insideH w:val="single" w:sz="4" w:space="0" w:color="000000"/>
+          <w:insideV w:val="single" w:sz="4" w:space="0" w:color="000000"/>
         </w:tblBorders>
         <w:tblLayout w:type="fixed"/>
         <w:tblLook w:val="0400" w:firstRow="0" w:lastRow="0" w:firstColumn="0" w:lastColumn="0" w:noHBand="0" w:noVBand="1"/>
@@ -252,7 +241,7 @@
         <w:gridCol w:w="2218"/>
         <w:gridCol w:w="2233"/>
       </w:tblGrid>
-      <w:tr xmlns:wp14="http://schemas.microsoft.com/office/word/2010/wordml" wp14:textId="77777777">
+      <w:tr>
         <w:trPr>
           <w:trHeight w:val="393"/>
         </w:trPr>
@@ -261,7 +250,7 @@
             <w:tcW w:w="2188" w:type="dxa"/>
             <w:vAlign w:val="center"/>
           </w:tcPr>
-          <w:p wp14:textId="77777777">
+          <w:p>
             <w:pPr>
               <w:jc w:val="center"/>
               <w:rPr>
@@ -283,7 +272,7 @@
             <w:tcW w:w="2669" w:type="dxa"/>
             <w:vAlign w:val="center"/>
           </w:tcPr>
-          <w:p wp14:textId="77777777">
+          <w:p>
             <w:pPr>
               <w:jc w:val="center"/>
               <w:rPr>
@@ -305,7 +294,7 @@
             <w:tcW w:w="2218" w:type="dxa"/>
             <w:vAlign w:val="center"/>
           </w:tcPr>
-          <w:p wp14:textId="77777777">
+          <w:p>
             <w:pPr>
               <w:jc w:val="center"/>
               <w:rPr>
@@ -327,7 +316,7 @@
             <w:tcW w:w="2233" w:type="dxa"/>
             <w:vAlign w:val="center"/>
           </w:tcPr>
-          <w:p wp14:textId="77777777">
+          <w:p>
             <w:pPr>
               <w:jc w:val="center"/>
               <w:rPr>
@@ -345,13 +334,13 @@
           </w:p>
         </w:tc>
       </w:tr>
-      <w:tr xmlns:wp14="http://schemas.microsoft.com/office/word/2010/wordml" wp14:textId="77777777">
+      <w:tr>
         <w:tc>
           <w:tcPr>
             <w:tcW w:w="2188" w:type="dxa"/>
             <w:vAlign w:val="center"/>
           </w:tcPr>
-          <w:p wp14:textId="77777777">
+          <w:p>
             <w:pPr>
               <w:jc w:val="center"/>
               <w:rPr>
@@ -373,7 +362,7 @@
             <w:tcW w:w="2669" w:type="dxa"/>
             <w:vAlign w:val="center"/>
           </w:tcPr>
-          <w:p wp14:textId="77777777">
+          <w:p>
             <w:pPr>
               <w:jc w:val="center"/>
               <w:rPr>
@@ -395,7 +384,7 @@
             <w:tcW w:w="2218" w:type="dxa"/>
             <w:vAlign w:val="center"/>
           </w:tcPr>
-          <w:p wp14:textId="77777777">
+          <w:p>
             <w:pPr>
               <w:jc w:val="center"/>
               <w:rPr>
@@ -417,7 +406,7 @@
             <w:tcW w:w="2233" w:type="dxa"/>
             <w:vAlign w:val="center"/>
           </w:tcPr>
-          <w:p wp14:textId="77777777">
+          <w:p>
             <w:pPr>
               <w:jc w:val="center"/>
               <w:rPr>
@@ -436,7 +425,7 @@
         </w:tc>
       </w:tr>
     </w:tbl>
-    <w:p xmlns:wp14="http://schemas.microsoft.com/office/word/2010/wordml" wp14:textId="77777777">
+    <w:p>
       <w:pPr>
         <w:rPr>
           <w:b/>
@@ -446,7 +435,7 @@
         </w:rPr>
       </w:pPr>
     </w:p>
-    <w:p xmlns:wp14="http://schemas.microsoft.com/office/word/2010/wordml" wp14:textId="77777777">
+    <w:p>
       <w:pPr>
         <w:pStyle w:val="Heading3"/>
         <w:jc w:val="center"/>
@@ -463,7 +452,7 @@
         <w:t>Typography</w:t>
       </w:r>
     </w:p>
-    <w:p xmlns:wp14="http://schemas.microsoft.com/office/word/2010/wordml" wp14:textId="77777777">
+    <w:p>
       <w:pPr>
         <w:pStyle w:val="Heading4"/>
         <w:jc w:val="center"/>
@@ -477,14 +466,16 @@
         </w:rPr>
         <w:t xml:space="preserve">Heading Font: </w:t>
       </w:r>
+      <w:proofErr w:type="spellStart"/>
       <w:r>
         <w:rPr>
           <w:lang w:val="en-US"/>
         </w:rPr>
         <w:t>poppins</w:t>
       </w:r>
-    </w:p>
-    <w:p xmlns:wp14="http://schemas.microsoft.com/office/word/2010/wordml" wp14:textId="77777777">
+      <w:proofErr w:type="spellEnd"/>
+    </w:p>
+    <w:p>
       <w:pPr>
         <w:pStyle w:val="Heading4"/>
         <w:jc w:val="center"/>
@@ -493,24 +484,24 @@
         <w:t>Paragraph Font: Open Sans</w:t>
       </w:r>
     </w:p>
-    <w:p xmlns:wp14="http://schemas.microsoft.com/office/word/2010/wordml" wp14:textId="77777777">
+    <w:p>
       <w:pPr>
         <w:pStyle w:val="Heading3"/>
         <w:jc w:val="center"/>
       </w:pPr>
       <w:r>
         <w:pict w14:anchorId="252D2A98">
-          <v:rect id="_x0000_i1028" style="width:0;height:1.5pt" o:hr="t" o:hrstd="t" o:hralign="center" fillcolor="#a0a0a0" stroked="f"/>
+          <v:rect id="_x0000_i1028" style="width:0;height:1.5pt" o:hralign="center" o:hrstd="t" o:hr="t" fillcolor="#a0a0a0" stroked="f"/>
         </w:pict>
       </w:r>
     </w:p>
-    <w:p xmlns:wp14="http://schemas.microsoft.com/office/word/2010/wordml" wp14:textId="77777777">
+    <w:p>
       <w:pPr>
         <w:pStyle w:val="Heading3"/>
         <w:jc w:val="center"/>
       </w:pPr>
     </w:p>
-    <w:p xmlns:wp14="http://schemas.microsoft.com/office/word/2010/wordml" wp14:textId="77777777">
+    <w:p>
       <w:pPr>
         <w:pStyle w:val="Heading3"/>
         <w:jc w:val="center"/>
@@ -527,7 +518,7 @@
         <w:t>Navigation</w:t>
       </w:r>
     </w:p>
-    <w:p xmlns:wp14="http://schemas.microsoft.com/office/word/2010/wordml" wp14:textId="77777777">
+    <w:p>
       <w:pPr>
         <w:jc w:val="center"/>
       </w:pPr>
@@ -559,27 +550,27 @@
         <w:t>Page3</w:t>
       </w:r>
     </w:p>
-    <w:p xmlns:wp14="http://schemas.microsoft.com/office/word/2010/wordml" wp14:textId="77777777">
+    <w:p>
       <w:pPr>
         <w:jc w:val="center"/>
       </w:pPr>
       <w:r>
         <w:pict w14:anchorId="6847A7A3">
-          <v:rect id="_x0000_i1029" style="width:0;height:1.5pt" o:hr="t" o:hrstd="t" o:hralign="center" fillcolor="#a0a0a0" stroked="f"/>
+          <v:rect id="_x0000_i1029" style="width:0;height:1.5pt" o:hralign="center" o:hrstd="t" o:hr="t" fillcolor="#a0a0a0" stroked="f"/>
         </w:pict>
       </w:r>
     </w:p>
-    <w:p xmlns:wp14="http://schemas.microsoft.com/office/word/2010/wordml" wp14:textId="77777777">
-      <w:pPr>
-        <w:jc w:val="center"/>
-      </w:pPr>
-    </w:p>
-    <w:p xmlns:wp14="http://schemas.microsoft.com/office/word/2010/wordml" wp14:textId="77777777">
-      <w:pPr>
-        <w:jc w:val="center"/>
-      </w:pPr>
-    </w:p>
-    <w:p xmlns:wp14="http://schemas.microsoft.com/office/word/2010/wordml" wp14:textId="77777777">
+    <w:p>
+      <w:pPr>
+        <w:jc w:val="center"/>
+      </w:pPr>
+    </w:p>
+    <w:p>
+      <w:pPr>
+        <w:jc w:val="center"/>
+      </w:pPr>
+    </w:p>
+    <w:p>
       <w:pPr>
         <w:jc w:val="center"/>
         <w:rPr>
@@ -599,12 +590,12 @@
         <w:t>Content</w:t>
       </w:r>
     </w:p>
-    <w:p xmlns:wp14="http://schemas.microsoft.com/office/word/2010/wordml" wp14:textId="77777777">
-      <w:pPr>
-        <w:jc w:val="center"/>
-      </w:pPr>
-    </w:p>
-    <w:p xmlns:wp14="http://schemas.microsoft.com/office/word/2010/wordml" wp14:textId="77777777">
+    <w:p>
+      <w:pPr>
+        <w:jc w:val="center"/>
+      </w:pPr>
+    </w:p>
+    <w:p>
       <w:pPr>
         <w:pStyle w:val="Heading3"/>
         <w:spacing w:before="280" w:after="80"/>
@@ -614,7 +605,7 @@
           <w:szCs w:val="26"/>
         </w:rPr>
       </w:pPr>
-      <w:bookmarkStart w:name="_heading=h.eycxx8k1mgv4" w:colFirst="0" w:colLast="0" w:id="0"/>
+      <w:bookmarkStart w:id="0" w:name="_heading=h.eycxx8k1mgv4" w:colFirst="0" w:colLast="0"/>
       <w:bookmarkEnd w:id="0"/>
       <w:r>
         <w:rPr>
@@ -624,7 +615,7 @@
         <w:t>Home Page</w:t>
       </w:r>
     </w:p>
-    <w:p xmlns:wp14="http://schemas.microsoft.com/office/word/2010/wordml" wp14:textId="77777777">
+    <w:p>
       <w:pPr>
         <w:spacing w:before="240" w:after="240"/>
         <w:jc w:val="center"/>
@@ -633,34 +624,10 @@
         <w:rPr>
           <w:lang w:val="en-US"/>
         </w:rPr>
-        <w:t xml:space="preserve">Welcome to Bagel Blitz! We specialize in making fresh, delicious bagel sandwiches in 5 minutes or less. Whether </w:t>
-      </w:r>
-      <w:r>
-        <w:rPr>
-          <w:lang w:val="en-US"/>
-        </w:rPr>
-        <w:t>you’re</w:t>
-      </w:r>
-      <w:r>
-        <w:rPr>
-          <w:lang w:val="en-US"/>
-        </w:rPr>
-        <w:t xml:space="preserve"> on your way to class or need a quick bite, </w:t>
-      </w:r>
-      <w:r>
-        <w:rPr>
-          <w:lang w:val="en-US"/>
-        </w:rPr>
-        <w:t>we’ve</w:t>
-      </w:r>
-      <w:r>
-        <w:rPr>
-          <w:lang w:val="en-US"/>
-        </w:rPr>
-        <w:t xml:space="preserve"> got you covered with fast service and great taste.</w:t>
-      </w:r>
-    </w:p>
-    <w:p xmlns:wp14="http://schemas.microsoft.com/office/word/2010/wordml" wp14:textId="77777777">
+        <w:t>Welcome to Bagel Blitz! We specialize in making fresh, delicious bagel sandwiches in 5 minutes or less. Whether you’re on your way to class or need a quick bite, we’ve got you covered with fast service and great taste.</w:t>
+      </w:r>
+    </w:p>
+    <w:p>
       <w:pPr>
         <w:spacing w:before="240" w:after="240"/>
         <w:jc w:val="center"/>
@@ -669,7 +636,7 @@
         <w:t>Includes:</w:t>
       </w:r>
     </w:p>
-    <w:p xmlns:wp14="http://schemas.microsoft.com/office/word/2010/wordml" wp14:textId="77777777">
+    <w:p>
       <w:pPr>
         <w:numPr>
           <w:ilvl w:val="0"/>
@@ -684,7 +651,7 @@
         <w:br/>
       </w:r>
     </w:p>
-    <w:p xmlns:wp14="http://schemas.microsoft.com/office/word/2010/wordml" wp14:textId="77777777">
+    <w:p>
       <w:pPr>
         <w:numPr>
           <w:ilvl w:val="0"/>
@@ -698,7 +665,7 @@
         <w:br/>
       </w:r>
     </w:p>
-    <w:p xmlns:wp14="http://schemas.microsoft.com/office/word/2010/wordml" wp14:textId="77777777">
+    <w:p>
       <w:pPr>
         <w:numPr>
           <w:ilvl w:val="0"/>
@@ -713,7 +680,7 @@
         <w:br/>
       </w:r>
     </w:p>
-    <w:p xmlns:wp14="http://schemas.microsoft.com/office/word/2010/wordml" wp14:textId="77777777">
+    <w:p>
       <w:pPr>
         <w:pStyle w:val="Heading3"/>
         <w:spacing w:before="280" w:after="80"/>
@@ -722,7 +689,7 @@
           <w:szCs w:val="26"/>
         </w:rPr>
       </w:pPr>
-      <w:bookmarkStart w:name="_heading=h.4k7pmxyu50eu" w:colFirst="0" w:colLast="0" w:id="1"/>
+      <w:bookmarkStart w:id="1" w:name="_heading=h.4k7pmxyu50eu" w:colFirst="0" w:colLast="0"/>
       <w:bookmarkEnd w:id="1"/>
       <w:r>
         <w:rPr>
@@ -732,7 +699,7 @@
         <w:t>Menu Page</w:t>
       </w:r>
     </w:p>
-    <w:p xmlns:wp14="http://schemas.microsoft.com/office/word/2010/wordml" wp14:textId="77777777">
+    <w:p>
       <w:pPr>
         <w:spacing w:before="240" w:after="240"/>
       </w:pPr>
@@ -740,7 +707,7 @@
         <w:t>Our menu includes a variety of bagel sandwiches made fresh to order. Choose from breakfast, lunch, and specialty options.</w:t>
       </w:r>
     </w:p>
-    <w:p xmlns:wp14="http://schemas.microsoft.com/office/word/2010/wordml" wp14:textId="77777777">
+    <w:p>
       <w:pPr>
         <w:spacing w:before="240" w:after="240"/>
         <w:rPr>
@@ -756,7 +723,7 @@
         <w:t>Examples:</w:t>
       </w:r>
     </w:p>
-    <w:p xmlns:wp14="http://schemas.microsoft.com/office/word/2010/wordml" wp14:textId="77777777">
+    <w:p>
       <w:pPr>
         <w:numPr>
           <w:ilvl w:val="0"/>
@@ -768,7 +735,7 @@
         <w:t>Classic Egg &amp; Cheese</w:t>
       </w:r>
     </w:p>
-    <w:p xmlns:wp14="http://schemas.microsoft.com/office/word/2010/wordml" wp14:textId="77777777">
+    <w:p>
       <w:pPr>
         <w:numPr>
           <w:ilvl w:val="0"/>
@@ -779,28 +746,21 @@
         <w:t>Bacon Breakfast Blitz</w:t>
       </w:r>
     </w:p>
-    <w:p xmlns:wp14="http://schemas.microsoft.com/office/word/2010/wordml" wp14:textId="77777777">
+    <w:p>
       <w:pPr>
         <w:numPr>
           <w:ilvl w:val="0"/>
           <w:numId w:val="2"/>
         </w:numPr>
-        <w:rPr/>
-      </w:pPr>
-      <w:r>
-        <w:rPr>
-          <w:lang w:val="en-US"/>
-        </w:rPr>
-        <w:t>Turkey</w:t>
-      </w:r>
-      <w:r>
-        <w:rPr>
-          <w:lang w:val="en-US"/>
-        </w:rPr>
-        <w:t xml:space="preserve"> Club Bagel</w:t>
-      </w:r>
-    </w:p>
-    <w:p xmlns:wp14="http://schemas.microsoft.com/office/word/2010/wordml" wp14:textId="77777777">
+      </w:pPr>
+      <w:r>
+        <w:rPr>
+          <w:lang w:val="en-US"/>
+        </w:rPr>
+        <w:t>Turkey Club Bagel</w:t>
+      </w:r>
+    </w:p>
+    <w:p>
       <w:pPr>
         <w:numPr>
           <w:ilvl w:val="0"/>
@@ -812,12 +772,10 @@
       </w:r>
       <w:r>
         <w:br/>
-      </w:r>
-      <w:r>
         <w:t xml:space="preserve"> Includes:</w:t>
       </w:r>
     </w:p>
-    <w:p xmlns:wp14="http://schemas.microsoft.com/office/word/2010/wordml" wp14:textId="77777777">
+    <w:p>
       <w:pPr>
         <w:numPr>
           <w:ilvl w:val="0"/>
@@ -828,7 +786,7 @@
         <w:t>Food images</w:t>
       </w:r>
     </w:p>
-    <w:p xmlns:wp14="http://schemas.microsoft.com/office/word/2010/wordml" wp14:textId="77777777">
+    <w:p>
       <w:pPr>
         <w:numPr>
           <w:ilvl w:val="0"/>
@@ -839,7 +797,7 @@
         <w:t>Descriptions</w:t>
       </w:r>
     </w:p>
-    <w:p xmlns:wp14="http://schemas.microsoft.com/office/word/2010/wordml" wp14:textId="77777777">
+    <w:p>
       <w:pPr>
         <w:numPr>
           <w:ilvl w:val="0"/>
@@ -851,7 +809,7 @@
         <w:t>Pricing (optional)</w:t>
       </w:r>
     </w:p>
-    <w:p xmlns:wp14="http://schemas.microsoft.com/office/word/2010/wordml" wp14:textId="77777777">
+    <w:p>
       <w:pPr>
         <w:pStyle w:val="Heading3"/>
         <w:spacing w:before="280" w:after="80"/>
@@ -860,7 +818,7 @@
           <w:szCs w:val="26"/>
         </w:rPr>
       </w:pPr>
-      <w:bookmarkStart w:name="_heading=h.7d5y8icg907" w:colFirst="0" w:colLast="0" w:id="2"/>
+      <w:bookmarkStart w:id="2" w:name="_heading=h.7d5y8icg907" w:colFirst="0" w:colLast="0"/>
       <w:bookmarkEnd w:id="2"/>
       <w:r>
         <w:rPr>
@@ -870,7 +828,7 @@
         <w:t>About Us Page</w:t>
       </w:r>
     </w:p>
-    <w:p xmlns:wp14="http://schemas.microsoft.com/office/word/2010/wordml" wp14:textId="77777777">
+    <w:p>
       <w:pPr>
         <w:spacing w:before="240" w:after="240"/>
         <w:rPr>
@@ -885,43 +843,11 @@
           <w:szCs w:val="32"/>
           <w:lang w:val="en-US"/>
         </w:rPr>
-        <w:t xml:space="preserve">Bagel Blitz was created to provide fast, high-quality meals for people on the go. We believe you </w:t>
-      </w:r>
-      <w:r>
-        <w:rPr>
-          <w:sz w:val="32"/>
-          <w:szCs w:val="32"/>
-          <w:lang w:val="en-US"/>
-        </w:rPr>
-        <w:t>shouldn’t have to</w:t>
-      </w:r>
-      <w:r>
-        <w:rPr>
-          <w:sz w:val="32"/>
-          <w:szCs w:val="32"/>
-          <w:lang w:val="en-US"/>
-        </w:rPr>
-        <w:t xml:space="preserve"> sacrifice quality for speed. Our mission is to deliver fresh bagel sandwiches quickly while </w:t>
-      </w:r>
-      <w:r>
-        <w:rPr>
-          <w:sz w:val="32"/>
-          <w:szCs w:val="32"/>
-          <w:lang w:val="en-US"/>
-        </w:rPr>
-        <w:t>maintaining</w:t>
-      </w:r>
-      <w:r>
-        <w:rPr>
-          <w:sz w:val="32"/>
-          <w:szCs w:val="32"/>
-          <w:lang w:val="en-US"/>
-        </w:rPr>
-        <w:t xml:space="preserve"> great taste and customer satisfaction.</w:t>
-      </w:r>
-    </w:p>
-    <w:p xmlns:wp14="http://schemas.microsoft.com/office/word/2010/wordml" wp14:textId="77777777"/>
-    <w:p xmlns:wp14="http://schemas.microsoft.com/office/word/2010/wordml" wp14:textId="77777777">
+        <w:t>Bagel Blitz was created to provide fast, high-quality meals for people on the go. We believe you shouldn’t have to sacrifice quality for speed. Our mission is to deliver fresh bagel sandwiches quickly while maintaining great taste and customer satisfaction.</w:t>
+      </w:r>
+    </w:p>
+    <w:p/>
+    <w:p>
       <w:pPr>
         <w:rPr>
           <w:b/>
@@ -931,7 +857,7 @@
         </w:rPr>
       </w:pPr>
     </w:p>
-    <w:p xmlns:wp14="http://schemas.microsoft.com/office/word/2010/wordml" wp14:textId="77777777">
+    <w:p>
       <w:pPr>
         <w:jc w:val="center"/>
         <w:rPr>
@@ -951,7 +877,7 @@
         <w:t>Wireframes</w:t>
       </w:r>
     </w:p>
-    <w:p xmlns:wp14="http://schemas.microsoft.com/office/word/2010/wordml" wp14:textId="77777777">
+    <w:p>
       <w:pPr>
         <w:pStyle w:val="Heading3"/>
         <w:jc w:val="center"/>
@@ -960,80 +886,58 @@
         <w:t>Home</w:t>
       </w:r>
     </w:p>
-    <w:p xmlns:wp14="http://schemas.microsoft.com/office/word/2010/wordml" wp14:textId="77777777">
-      <w:pPr>
-        <w:jc w:val="center"/>
-      </w:pPr>
-    </w:p>
-    <w:p xmlns:wp14="http://schemas.microsoft.com/office/word/2010/wordml" wp14:textId="77777777">
-      <w:pPr>
-        <w:jc w:val="center"/>
-      </w:pPr>
-      <w:r>
+    <w:p>
+      <w:pPr>
+        <w:jc w:val="center"/>
+      </w:pPr>
+    </w:p>
+    <w:p>
+      <w:r>
+        <w:lastRenderedPageBreak/>
         <w:t>--------------------------------------------------</w:t>
       </w:r>
     </w:p>
-    <w:p xmlns:wp14="http://schemas.microsoft.com/office/word/2010/wordml" wp14:textId="77777777">
-      <w:pPr>
-        <w:jc w:val="center"/>
-      </w:pPr>
+    <w:p>
       <w:r>
         <w:t>| LOGO | Home | Menu | About |</w:t>
       </w:r>
     </w:p>
-    <w:p xmlns:wp14="http://schemas.microsoft.com/office/word/2010/wordml" wp14:textId="77777777">
-      <w:pPr>
-        <w:jc w:val="center"/>
-      </w:pPr>
+    <w:p>
       <w:r>
         <w:t>--------------------------------------------------</w:t>
       </w:r>
     </w:p>
-    <w:p xmlns:wp14="http://schemas.microsoft.com/office/word/2010/wordml" wp14:textId="77777777">
-      <w:pPr>
-        <w:jc w:val="center"/>
-      </w:pPr>
-    </w:p>
-    <w:p xmlns:wp14="http://schemas.microsoft.com/office/word/2010/wordml" wp14:textId="77777777">
-      <w:pPr>
-        <w:jc w:val="center"/>
-      </w:pPr>
+    <w:p/>
+    <w:p>
       <w:r>
         <w:t>| |</w:t>
       </w:r>
     </w:p>
-    <w:p xmlns:wp14="http://schemas.microsoft.com/office/word/2010/wordml" wp14:textId="77777777">
-      <w:pPr>
-        <w:jc w:val="center"/>
-      </w:pPr>
+    <w:p>
       <w:r>
         <w:t>| HERO IMAGE / BANNER |</w:t>
       </w:r>
     </w:p>
-    <w:p xmlns:wp14="http://schemas.microsoft.com/office/word/2010/wordml" wp14:textId="77777777">
-      <w:pPr>
-        <w:jc w:val="center"/>
-      </w:pPr>
+    <w:p>
       <w:r>
         <w:t>| "Fresh Bagels in 5 Minutes or Less" |</w:t>
       </w:r>
     </w:p>
-    <w:p xmlns:wp14="http://schemas.microsoft.com/office/word/2010/wordml" wp14:textId="77777777">
-      <w:pPr>
-        <w:jc w:val="center"/>
-      </w:pPr>
+    <w:p>
       <w:r>
         <w:rPr>
           <w:lang w:val="en-US"/>
         </w:rPr>
         <w:t xml:space="preserve">| [ Order Now </w:t>
       </w:r>
+      <w:proofErr w:type="gramStart"/>
       <w:r>
         <w:rPr>
           <w:lang w:val="en-US"/>
         </w:rPr>
         <w:t>Button ]</w:t>
       </w:r>
+      <w:proofErr w:type="gramEnd"/>
       <w:r>
         <w:rPr>
           <w:lang w:val="en-US"/>
@@ -1041,229 +945,129 @@
         <w:t xml:space="preserve"> |</w:t>
       </w:r>
     </w:p>
-    <w:p xmlns:wp14="http://schemas.microsoft.com/office/word/2010/wordml" wp14:textId="77777777">
-      <w:pPr>
-        <w:jc w:val="center"/>
-      </w:pPr>
+    <w:p>
       <w:r>
         <w:t>| |</w:t>
       </w:r>
     </w:p>
-    <w:p xmlns:wp14="http://schemas.microsoft.com/office/word/2010/wordml" wp14:textId="77777777">
-      <w:pPr>
-        <w:jc w:val="center"/>
-      </w:pPr>
+    <w:p>
       <w:r>
         <w:t>--------------------------------------------------</w:t>
       </w:r>
     </w:p>
-    <w:p xmlns:wp14="http://schemas.microsoft.com/office/word/2010/wordml" wp14:textId="77777777">
-      <w:pPr>
-        <w:jc w:val="center"/>
-      </w:pPr>
-    </w:p>
-    <w:p xmlns:wp14="http://schemas.microsoft.com/office/word/2010/wordml" wp14:textId="77777777">
-      <w:pPr>
-        <w:jc w:val="center"/>
-      </w:pPr>
+    <w:p/>
+    <w:p>
       <w:r>
         <w:t>| FEATURE 1 | FEATURE 2 | FEATURE 3 |</w:t>
       </w:r>
     </w:p>
-    <w:p xmlns:wp14="http://schemas.microsoft.com/office/word/2010/wordml" wp14:textId="77777777">
-      <w:pPr>
-        <w:jc w:val="center"/>
-      </w:pPr>
+    <w:p>
       <w:r>
         <w:t>| (Sandwich) | (Fast Service) | (Fresh) |</w:t>
       </w:r>
     </w:p>
-    <w:p xmlns:wp14="http://schemas.microsoft.com/office/word/2010/wordml" wp14:textId="77777777">
-      <w:pPr>
-        <w:jc w:val="center"/>
-      </w:pPr>
+    <w:p>
       <w:r>
         <w:t>--------------------------------------------------</w:t>
       </w:r>
     </w:p>
-    <w:p xmlns:wp14="http://schemas.microsoft.com/office/word/2010/wordml" wp14:textId="77777777">
-      <w:pPr>
-        <w:jc w:val="center"/>
-      </w:pPr>
-    </w:p>
-    <w:p xmlns:wp14="http://schemas.microsoft.com/office/word/2010/wordml" wp14:textId="77777777">
-      <w:pPr>
-        <w:jc w:val="center"/>
-      </w:pPr>
+    <w:p/>
+    <w:p>
       <w:r>
         <w:t>| |</w:t>
       </w:r>
     </w:p>
-    <w:p xmlns:wp14="http://schemas.microsoft.com/office/word/2010/wordml" wp14:textId="77777777">
-      <w:pPr>
-        <w:jc w:val="center"/>
-      </w:pPr>
+    <w:p>
       <w:r>
         <w:t>| LARGE IMAGE + TEXT SECTION |</w:t>
       </w:r>
     </w:p>
-    <w:p xmlns:wp14="http://schemas.microsoft.com/office/word/2010/wordml" wp14:textId="77777777">
-      <w:pPr>
-        <w:jc w:val="center"/>
-      </w:pPr>
+    <w:p>
       <w:r>
         <w:t>| "Why choose Bagel Blitz?" |</w:t>
       </w:r>
     </w:p>
-    <w:p xmlns:wp14="http://schemas.microsoft.com/office/word/2010/wordml" wp14:textId="77777777">
-      <w:pPr>
-        <w:jc w:val="center"/>
-      </w:pPr>
+    <w:p>
       <w:r>
         <w:t>| - Fast service |</w:t>
       </w:r>
     </w:p>
-    <w:p xmlns:wp14="http://schemas.microsoft.com/office/word/2010/wordml" wp14:textId="77777777">
-      <w:pPr>
-        <w:jc w:val="center"/>
-      </w:pPr>
+    <w:p>
       <w:r>
         <w:t>| - Fresh ingredients |</w:t>
       </w:r>
     </w:p>
-    <w:p xmlns:wp14="http://schemas.microsoft.com/office/word/2010/wordml" wp14:textId="77777777">
-      <w:pPr>
-        <w:jc w:val="center"/>
-      </w:pPr>
+    <w:p>
       <w:r>
         <w:t>| - Great taste |</w:t>
       </w:r>
     </w:p>
-    <w:p xmlns:wp14="http://schemas.microsoft.com/office/word/2010/wordml" wp14:textId="77777777">
-      <w:pPr>
-        <w:jc w:val="center"/>
-      </w:pPr>
+    <w:p>
       <w:r>
         <w:t>| |</w:t>
       </w:r>
     </w:p>
-    <w:p xmlns:wp14="http://schemas.microsoft.com/office/word/2010/wordml" wp14:textId="77777777">
-      <w:pPr>
-        <w:jc w:val="center"/>
-      </w:pPr>
+    <w:p>
       <w:r>
         <w:t>--------------------------------------------------</w:t>
       </w:r>
     </w:p>
-    <w:p xmlns:wp14="http://schemas.microsoft.com/office/word/2010/wordml" wp14:textId="77777777">
-      <w:pPr>
-        <w:jc w:val="center"/>
-      </w:pPr>
-    </w:p>
-    <w:p xmlns:wp14="http://schemas.microsoft.com/office/word/2010/wordml" wp14:textId="77777777">
-      <w:pPr>
-        <w:jc w:val="center"/>
-      </w:pPr>
+    <w:p/>
+    <w:p>
       <w:r>
         <w:t>| Footer: Contact | Socials | Hours |</w:t>
       </w:r>
     </w:p>
-    <w:p xmlns:wp14="http://schemas.microsoft.com/office/word/2010/wordml" wp14:textId="77777777">
-      <w:pPr>
-        <w:jc w:val="center"/>
-      </w:pPr>
+    <w:p>
       <w:r>
         <w:t>--------------------------------------------------</w:t>
       </w:r>
     </w:p>
-    <w:p xmlns:wp14="http://schemas.microsoft.com/office/word/2010/wordml" wp14:textId="77777777">
-      <w:pPr>
-        <w:jc w:val="center"/>
-      </w:pPr>
-    </w:p>
-    <w:p xmlns:wp14="http://schemas.microsoft.com/office/word/2010/wordml" wp14:textId="77777777">
-      <w:pPr>
-        <w:jc w:val="center"/>
-      </w:pPr>
-    </w:p>
-    <w:p xmlns:wp14="http://schemas.microsoft.com/office/word/2010/wordml" wp14:textId="77777777">
-      <w:pPr>
-        <w:jc w:val="center"/>
-      </w:pPr>
-    </w:p>
-    <w:p xmlns:wp14="http://schemas.microsoft.com/office/word/2010/wordml" wp14:textId="77777777">
-      <w:pPr>
-        <w:jc w:val="center"/>
-      </w:pPr>
-    </w:p>
-    <w:p xmlns:wp14="http://schemas.microsoft.com/office/word/2010/wordml" wp14:textId="77777777">
-      <w:pPr>
-        <w:jc w:val="center"/>
-      </w:pPr>
+    <w:p/>
+    <w:p/>
+    <w:p/>
+    <w:p/>
+    <w:p>
       <w:r>
         <w:t>--------------------------------------------------</w:t>
       </w:r>
     </w:p>
-    <w:p xmlns:wp14="http://schemas.microsoft.com/office/word/2010/wordml" wp14:textId="77777777">
-      <w:pPr>
-        <w:jc w:val="center"/>
-      </w:pPr>
+    <w:p>
       <w:r>
         <w:t>| LOGO        | Home | Menu | About              |</w:t>
       </w:r>
     </w:p>
-    <w:p xmlns:wp14="http://schemas.microsoft.com/office/word/2010/wordml" wp14:textId="77777777">
-      <w:pPr>
-        <w:jc w:val="center"/>
-      </w:pPr>
+    <w:p>
       <w:r>
         <w:t>--------------------------------------------------</w:t>
       </w:r>
     </w:p>
-    <w:p xmlns:wp14="http://schemas.microsoft.com/office/word/2010/wordml" wp14:textId="77777777">
-      <w:pPr>
-        <w:jc w:val="center"/>
-      </w:pPr>
-    </w:p>
-    <w:p xmlns:wp14="http://schemas.microsoft.com/office/word/2010/wordml" wp14:textId="77777777">
-      <w:pPr>
-        <w:jc w:val="center"/>
-      </w:pPr>
+    <w:p/>
+    <w:p>
       <w:r>
         <w:t>|                 MENU TITLE                     |</w:t>
       </w:r>
     </w:p>
-    <w:p xmlns:wp14="http://schemas.microsoft.com/office/word/2010/wordml" wp14:textId="77777777">
-      <w:pPr>
-        <w:jc w:val="center"/>
-      </w:pPr>
+    <w:p>
       <w:r>
         <w:t>|             "Our Bagel Menu"                  |</w:t>
       </w:r>
     </w:p>
-    <w:p xmlns:wp14="http://schemas.microsoft.com/office/word/2010/wordml" wp14:textId="77777777">
-      <w:pPr>
-        <w:jc w:val="center"/>
-      </w:pPr>
+    <w:p>
       <w:r>
         <w:t>--------------------------------------------------</w:t>
       </w:r>
     </w:p>
-    <w:p xmlns:wp14="http://schemas.microsoft.com/office/word/2010/wordml" wp14:textId="77777777">
-      <w:pPr>
-        <w:jc w:val="center"/>
-      </w:pPr>
-    </w:p>
-    <w:p xmlns:wp14="http://schemas.microsoft.com/office/word/2010/wordml" wp14:textId="77777777">
-      <w:pPr>
-        <w:jc w:val="center"/>
-      </w:pPr>
+    <w:p/>
+    <w:p>
+      <w:proofErr w:type="gramStart"/>
       <w:r>
         <w:rPr>
           <w:lang w:val="en-US"/>
         </w:rPr>
         <w:t>|  ITEM</w:t>
       </w:r>
+      <w:proofErr w:type="gramEnd"/>
       <w:r>
         <w:rPr>
           <w:lang w:val="en-US"/>
@@ -1271,40 +1075,43 @@
         <w:t xml:space="preserve"> 1        ITEM 2        ITEM 3            |</w:t>
       </w:r>
     </w:p>
-    <w:p xmlns:wp14="http://schemas.microsoft.com/office/word/2010/wordml" wp14:textId="77777777">
-      <w:pPr>
-        <w:jc w:val="center"/>
-      </w:pPr>
+    <w:p>
+      <w:proofErr w:type="gramStart"/>
       <w:r>
         <w:rPr>
           <w:lang w:val="en-US"/>
         </w:rPr>
         <w:t>|  Image</w:t>
       </w:r>
+      <w:proofErr w:type="gramEnd"/>
       <w:r>
         <w:rPr>
           <w:lang w:val="en-US"/>
         </w:rPr>
         <w:t xml:space="preserve">         </w:t>
       </w:r>
+      <w:proofErr w:type="spellStart"/>
       <w:r>
         <w:rPr>
           <w:lang w:val="en-US"/>
         </w:rPr>
         <w:t>Image</w:t>
       </w:r>
+      <w:proofErr w:type="spellEnd"/>
       <w:r>
         <w:rPr>
           <w:lang w:val="en-US"/>
         </w:rPr>
         <w:t xml:space="preserve">         </w:t>
       </w:r>
+      <w:proofErr w:type="spellStart"/>
       <w:r>
         <w:rPr>
           <w:lang w:val="en-US"/>
         </w:rPr>
         <w:t>Image</w:t>
       </w:r>
+      <w:proofErr w:type="spellEnd"/>
       <w:r>
         <w:rPr>
           <w:lang w:val="en-US"/>
@@ -1312,40 +1119,43 @@
         <w:t xml:space="preserve">             |</w:t>
       </w:r>
     </w:p>
-    <w:p xmlns:wp14="http://schemas.microsoft.com/office/word/2010/wordml" wp14:textId="77777777">
-      <w:pPr>
-        <w:jc w:val="center"/>
-      </w:pPr>
+    <w:p>
+      <w:proofErr w:type="gramStart"/>
       <w:r>
         <w:rPr>
           <w:lang w:val="en-US"/>
         </w:rPr>
         <w:t>|  Name</w:t>
       </w:r>
+      <w:proofErr w:type="gramEnd"/>
       <w:r>
         <w:rPr>
           <w:lang w:val="en-US"/>
         </w:rPr>
         <w:t xml:space="preserve">          </w:t>
       </w:r>
+      <w:proofErr w:type="spellStart"/>
       <w:r>
         <w:rPr>
           <w:lang w:val="en-US"/>
         </w:rPr>
         <w:t>Name</w:t>
       </w:r>
+      <w:proofErr w:type="spellEnd"/>
       <w:r>
         <w:rPr>
           <w:lang w:val="en-US"/>
         </w:rPr>
         <w:t xml:space="preserve">          </w:t>
       </w:r>
+      <w:proofErr w:type="spellStart"/>
       <w:r>
         <w:rPr>
           <w:lang w:val="en-US"/>
         </w:rPr>
         <w:t>Name</w:t>
       </w:r>
+      <w:proofErr w:type="spellEnd"/>
       <w:r>
         <w:rPr>
           <w:lang w:val="en-US"/>
@@ -1353,40 +1163,43 @@
         <w:t xml:space="preserve">              |</w:t>
       </w:r>
     </w:p>
-    <w:p xmlns:wp14="http://schemas.microsoft.com/office/word/2010/wordml" wp14:textId="77777777">
-      <w:pPr>
-        <w:jc w:val="center"/>
-      </w:pPr>
+    <w:p>
+      <w:proofErr w:type="gramStart"/>
       <w:r>
         <w:rPr>
           <w:lang w:val="en-US"/>
         </w:rPr>
         <w:t>|  Price</w:t>
       </w:r>
+      <w:proofErr w:type="gramEnd"/>
       <w:r>
         <w:rPr>
           <w:lang w:val="en-US"/>
         </w:rPr>
         <w:t xml:space="preserve">         </w:t>
       </w:r>
+      <w:proofErr w:type="spellStart"/>
       <w:r>
         <w:rPr>
           <w:lang w:val="en-US"/>
         </w:rPr>
         <w:t>Price</w:t>
       </w:r>
+      <w:proofErr w:type="spellEnd"/>
       <w:r>
         <w:rPr>
           <w:lang w:val="en-US"/>
         </w:rPr>
         <w:t xml:space="preserve">         </w:t>
       </w:r>
+      <w:proofErr w:type="spellStart"/>
       <w:r>
         <w:rPr>
           <w:lang w:val="en-US"/>
         </w:rPr>
         <w:t>Price</w:t>
       </w:r>
+      <w:proofErr w:type="spellEnd"/>
       <w:r>
         <w:rPr>
           <w:lang w:val="en-US"/>
@@ -1394,29 +1207,21 @@
         <w:t xml:space="preserve">             |</w:t>
       </w:r>
     </w:p>
-    <w:p xmlns:wp14="http://schemas.microsoft.com/office/word/2010/wordml" wp14:textId="77777777">
-      <w:pPr>
-        <w:jc w:val="center"/>
-      </w:pPr>
+    <w:p>
       <w:r>
         <w:t>--------------------------------------------------</w:t>
       </w:r>
     </w:p>
-    <w:p xmlns:wp14="http://schemas.microsoft.com/office/word/2010/wordml" wp14:textId="77777777">
-      <w:pPr>
-        <w:jc w:val="center"/>
-      </w:pPr>
-    </w:p>
-    <w:p xmlns:wp14="http://schemas.microsoft.com/office/word/2010/wordml" wp14:textId="77777777">
-      <w:pPr>
-        <w:jc w:val="center"/>
-      </w:pPr>
+    <w:p/>
+    <w:p>
+      <w:proofErr w:type="gramStart"/>
       <w:r>
         <w:rPr>
           <w:lang w:val="en-US"/>
         </w:rPr>
         <w:t>|  ITEM</w:t>
       </w:r>
+      <w:proofErr w:type="gramEnd"/>
       <w:r>
         <w:rPr>
           <w:lang w:val="en-US"/>
@@ -1424,140 +1229,74 @@
         <w:t xml:space="preserve"> 4        ITEM 5        ITEM 6            |</w:t>
       </w:r>
     </w:p>
-    <w:p xmlns:wp14="http://schemas.microsoft.com/office/word/2010/wordml" wp14:textId="77777777">
-      <w:pPr>
-        <w:jc w:val="center"/>
-      </w:pPr>
+    <w:p>
       <w:r>
         <w:t>--------------------------------------------------</w:t>
       </w:r>
     </w:p>
-    <w:p xmlns:wp14="http://schemas.microsoft.com/office/word/2010/wordml" wp14:textId="77777777">
-      <w:pPr>
-        <w:jc w:val="center"/>
-      </w:pPr>
-    </w:p>
-    <w:p xmlns:wp14="http://schemas.microsoft.com/office/word/2010/wordml" wp14:textId="77777777">
-      <w:pPr>
-        <w:jc w:val="center"/>
-      </w:pPr>
+    <w:p/>
+    <w:p>
       <w:r>
         <w:t>| Footer: Contact | Socials | Hours              |</w:t>
       </w:r>
     </w:p>
-    <w:p xmlns:wp14="http://schemas.microsoft.com/office/word/2010/wordml" wp14:textId="77777777">
-      <w:pPr>
-        <w:jc w:val="center"/>
-      </w:pPr>
+    <w:p>
       <w:r>
         <w:t>--------------------------------------------------</w:t>
       </w:r>
     </w:p>
-    <w:p xmlns:wp14="http://schemas.microsoft.com/office/word/2010/wordml" wp14:textId="77777777">
-      <w:pPr>
-        <w:jc w:val="center"/>
-      </w:pPr>
-    </w:p>
-    <w:p xmlns:wp14="http://schemas.microsoft.com/office/word/2010/wordml" wp14:textId="77777777">
-      <w:pPr>
-        <w:jc w:val="center"/>
-      </w:pPr>
-    </w:p>
-    <w:p xmlns:wp14="http://schemas.microsoft.com/office/word/2010/wordml" wp14:textId="77777777">
-      <w:pPr>
-        <w:jc w:val="center"/>
-      </w:pPr>
-    </w:p>
-    <w:p xmlns:wp14="http://schemas.microsoft.com/office/word/2010/wordml" wp14:textId="77777777">
-      <w:pPr>
-        <w:jc w:val="center"/>
-      </w:pPr>
-    </w:p>
-    <w:p xmlns:wp14="http://schemas.microsoft.com/office/word/2010/wordml" wp14:textId="77777777">
-      <w:pPr>
-        <w:jc w:val="center"/>
-      </w:pPr>
-    </w:p>
-    <w:p xmlns:wp14="http://schemas.microsoft.com/office/word/2010/wordml" wp14:textId="77777777">
-      <w:pPr>
-        <w:jc w:val="center"/>
-      </w:pPr>
+    <w:p/>
+    <w:p/>
+    <w:p/>
+    <w:p/>
+    <w:p/>
+    <w:p>
       <w:r>
         <w:t>--------------------------------------------------</w:t>
       </w:r>
     </w:p>
-    <w:p xmlns:wp14="http://schemas.microsoft.com/office/word/2010/wordml" wp14:textId="77777777">
-      <w:pPr>
-        <w:jc w:val="center"/>
-      </w:pPr>
+    <w:p>
       <w:r>
         <w:t>| LOGO        | Home | Menu | About              |</w:t>
       </w:r>
     </w:p>
-    <w:p xmlns:wp14="http://schemas.microsoft.com/office/word/2010/wordml" wp14:textId="77777777">
-      <w:pPr>
-        <w:jc w:val="center"/>
-      </w:pPr>
+    <w:p>
       <w:r>
         <w:t>--------------------------------------------------</w:t>
       </w:r>
     </w:p>
-    <w:p xmlns:wp14="http://schemas.microsoft.com/office/word/2010/wordml" wp14:textId="77777777">
-      <w:pPr>
-        <w:jc w:val="center"/>
-      </w:pPr>
-    </w:p>
-    <w:p xmlns:wp14="http://schemas.microsoft.com/office/word/2010/wordml" wp14:textId="77777777">
-      <w:pPr>
-        <w:jc w:val="center"/>
-      </w:pPr>
+    <w:p/>
+    <w:p>
       <w:r>
         <w:t>|                ABOUT US TITLE                  |</w:t>
       </w:r>
     </w:p>
-    <w:p xmlns:wp14="http://schemas.microsoft.com/office/word/2010/wordml" wp14:textId="77777777">
-      <w:pPr>
-        <w:jc w:val="center"/>
-      </w:pPr>
+    <w:p>
       <w:r>
         <w:t>--------------------------------------------------</w:t>
       </w:r>
     </w:p>
-    <w:p xmlns:wp14="http://schemas.microsoft.com/office/word/2010/wordml" wp14:textId="77777777">
-      <w:pPr>
-        <w:jc w:val="center"/>
-      </w:pPr>
-    </w:p>
-    <w:p xmlns:wp14="http://schemas.microsoft.com/office/word/2010/wordml" wp14:textId="77777777">
-      <w:pPr>
-        <w:jc w:val="center"/>
-      </w:pPr>
+    <w:p/>
+    <w:p>
       <w:r>
         <w:t>|   IMAGE        |   TEXT                        |</w:t>
       </w:r>
     </w:p>
-    <w:p xmlns:wp14="http://schemas.microsoft.com/office/word/2010/wordml" wp14:textId="77777777">
-      <w:pPr>
-        <w:jc w:val="center"/>
-      </w:pPr>
+    <w:p>
       <w:r>
         <w:rPr>
           <w:lang w:val="en-US"/>
         </w:rPr>
         <w:t>|</w:t>
       </w:r>
-      <w:r>
-        <w:rPr>
-          <w:lang w:val="en-US"/>
-        </w:rPr>
-        <w:t xml:space="preserve">   (</w:t>
-      </w:r>
-      <w:r>
-        <w:rPr>
-          <w:lang w:val="en-US"/>
-        </w:rPr>
-        <w:t xml:space="preserve">Kitchen)   </w:t>
-      </w:r>
+      <w:proofErr w:type="gramStart"/>
+      <w:r>
+        <w:rPr>
+          <w:lang w:val="en-US"/>
+        </w:rPr>
+        <w:t xml:space="preserve">   (Kitchen)   </w:t>
+      </w:r>
+      <w:proofErr w:type="gramEnd"/>
       <w:r>
         <w:rPr>
           <w:lang w:val="en-US"/>
@@ -1565,51 +1304,37 @@
         <w:t xml:space="preserve"> |   Our story                   |</w:t>
       </w:r>
     </w:p>
-    <w:p xmlns:wp14="http://schemas.microsoft.com/office/word/2010/wordml" wp14:textId="77777777">
-      <w:pPr>
-        <w:jc w:val="center"/>
-      </w:pPr>
+    <w:p>
       <w:r>
         <w:t>|                |   Mission                     |</w:t>
       </w:r>
     </w:p>
-    <w:p xmlns:wp14="http://schemas.microsoft.com/office/word/2010/wordml" wp14:textId="77777777">
-      <w:pPr>
-        <w:jc w:val="center"/>
-      </w:pPr>
+    <w:p>
       <w:r>
         <w:t>|                |   Values                      |</w:t>
       </w:r>
     </w:p>
-    <w:p xmlns:wp14="http://schemas.microsoft.com/office/word/2010/wordml" wp14:textId="77777777">
-      <w:pPr>
-        <w:jc w:val="center"/>
-      </w:pPr>
+    <w:p>
       <w:r>
         <w:t>--------------------------------------------------</w:t>
       </w:r>
     </w:p>
-    <w:p xmlns:wp14="http://schemas.microsoft.com/office/word/2010/wordml" wp14:textId="77777777">
-      <w:pPr>
-        <w:jc w:val="center"/>
-      </w:pPr>
-    </w:p>
-    <w:p xmlns:wp14="http://schemas.microsoft.com/office/word/2010/wordml" wp14:textId="77777777">
-      <w:pPr>
-        <w:jc w:val="center"/>
-      </w:pPr>
+    <w:p/>
+    <w:p>
       <w:r>
         <w:rPr>
           <w:lang w:val="en-US"/>
         </w:rPr>
         <w:t>|         EXTRA SECTION (</w:t>
       </w:r>
+      <w:proofErr w:type="gramStart"/>
       <w:r>
         <w:rPr>
           <w:lang w:val="en-US"/>
         </w:rPr>
         <w:t xml:space="preserve">optional)   </w:t>
       </w:r>
+      <w:proofErr w:type="gramEnd"/>
       <w:r>
         <w:rPr>
           <w:lang w:val="en-US"/>
@@ -1617,50 +1342,30 @@
         <w:t xml:space="preserve">            |</w:t>
       </w:r>
     </w:p>
-    <w:p xmlns:wp14="http://schemas.microsoft.com/office/word/2010/wordml" wp14:textId="77777777">
-      <w:pPr>
-        <w:jc w:val="center"/>
-      </w:pPr>
+    <w:p>
       <w:r>
         <w:t>|   "Why we are different"                      |</w:t>
       </w:r>
     </w:p>
-    <w:p xmlns:wp14="http://schemas.microsoft.com/office/word/2010/wordml" wp14:textId="77777777">
-      <w:pPr>
-        <w:jc w:val="center"/>
-      </w:pPr>
+    <w:p>
       <w:r>
         <w:t>--------------------------------------------------</w:t>
       </w:r>
     </w:p>
-    <w:p xmlns:wp14="http://schemas.microsoft.com/office/word/2010/wordml" wp14:textId="77777777">
-      <w:pPr>
-        <w:jc w:val="center"/>
-      </w:pPr>
-    </w:p>
-    <w:p xmlns:wp14="http://schemas.microsoft.com/office/word/2010/wordml" wp14:textId="77777777">
-      <w:pPr>
-        <w:jc w:val="center"/>
-      </w:pPr>
+    <w:p/>
+    <w:p>
       <w:r>
         <w:t>| Footer: Contact | Socials | Hours              |</w:t>
       </w:r>
     </w:p>
-    <w:p xmlns:wp14="http://schemas.microsoft.com/office/word/2010/wordml" wp14:textId="77777777">
-      <w:pPr>
-        <w:jc w:val="center"/>
-      </w:pPr>
+    <w:p>
       <w:r>
         <w:t>--------------------------------------------------</w:t>
       </w:r>
     </w:p>
-    <w:p xmlns:wp14="http://schemas.microsoft.com/office/word/2010/wordml" wp14:textId="77777777">
-      <w:pPr>
-        <w:jc w:val="center"/>
-      </w:pPr>
-    </w:p>
+    <w:p/>
     <w:sectPr>
-      <w:pgSz w:w="12240" w:h="15840" w:orient="portrait"/>
+      <w:pgSz w:w="12240" w:h="15840"/>
       <w:pgMar w:top="1440" w:right="1440" w:bottom="1440" w:left="1440" w:header="720" w:footer="720" w:gutter="0"/>
       <w:pgNumType w:start="1"/>
       <w:cols w:space="720"/>
@@ -2023,11 +1728,11 @@
 </file>
 
 <file path=word/styles.xml><?xml version="1.0" encoding="utf-8"?>
-<w:styles xmlns:wp14="http://schemas.microsoft.com/office/word/2010/wordprocessingDrawing" xmlns:mc="http://schemas.openxmlformats.org/markup-compatibility/2006" xmlns:r="http://schemas.openxmlformats.org/officeDocument/2006/relationships" xmlns:w="http://schemas.openxmlformats.org/wordprocessingml/2006/main" xmlns:w14="http://schemas.microsoft.com/office/word/2010/wordml" xmlns:w15="http://schemas.microsoft.com/office/word/2012/wordml" xmlns:w16cex="http://schemas.microsoft.com/office/word/2018/wordml/cex" xmlns:w16cid="http://schemas.microsoft.com/office/word/2016/wordml/cid" xmlns:w16="http://schemas.microsoft.com/office/word/2018/wordml" xmlns:w16du="http://schemas.microsoft.com/office/word/2023/wordml/word16du" xmlns:w16sdtdh="http://schemas.microsoft.com/office/word/2020/wordml/sdtdatahash" xmlns:w16sdtfl="http://schemas.microsoft.com/office/word/2024/wordml/sdtformatlock" xmlns:w16se="http://schemas.microsoft.com/office/word/2015/wordml/symex" mc:Ignorable="w14 w15 w16se w16cid w16 w16cex w16sdtdh w16sdtfl w16du wp14">
+<w:styles xmlns:mc="http://schemas.openxmlformats.org/markup-compatibility/2006" xmlns:r="http://schemas.openxmlformats.org/officeDocument/2006/relationships" xmlns:w="http://schemas.openxmlformats.org/wordprocessingml/2006/main" xmlns:w14="http://schemas.microsoft.com/office/word/2010/wordml" xmlns:w15="http://schemas.microsoft.com/office/word/2012/wordml" xmlns:w16cex="http://schemas.microsoft.com/office/word/2018/wordml/cex" xmlns:w16cid="http://schemas.microsoft.com/office/word/2016/wordml/cid" xmlns:w16="http://schemas.microsoft.com/office/word/2018/wordml" xmlns:w16du="http://schemas.microsoft.com/office/word/2023/wordml/word16du" xmlns:w16sdtdh="http://schemas.microsoft.com/office/word/2020/wordml/sdtdatahash" xmlns:w16sdtfl="http://schemas.microsoft.com/office/word/2024/wordml/sdtformatlock" xmlns:w16se="http://schemas.microsoft.com/office/word/2015/wordml/symex" mc:Ignorable="w14 w15 w16se w16cid w16 w16cex w16sdtdh w16sdtfl w16du">
   <w:docDefaults>
     <w:rPrDefault>
       <w:rPr>
-        <w:rFonts w:ascii="Times New Roman" w:hAnsi="Times New Roman" w:eastAsia="Times New Roman" w:cs="Times New Roman"/>
+        <w:rFonts w:ascii="Times New Roman" w:eastAsia="Times New Roman" w:hAnsi="Times New Roman" w:cs="Times New Roman"/>
         <w:sz w:val="24"/>
         <w:szCs w:val="24"/>
         <w:lang w:val="en" w:eastAsia="ja-JP" w:bidi="ar-SA"/>
@@ -2038,14 +1743,14 @@
   <w:latentStyles w:defLockedState="0" w:defUIPriority="99" w:defSemiHidden="0" w:defUnhideWhenUsed="0" w:defQFormat="0" w:count="376">
     <w:lsdException w:name="Normal" w:uiPriority="0" w:qFormat="1"/>
     <w:lsdException w:name="heading 1" w:uiPriority="9" w:qFormat="1"/>
-    <w:lsdException w:name="heading 2" w:uiPriority="9" w:semiHidden="1" w:unhideWhenUsed="1" w:qFormat="1"/>
-    <w:lsdException w:name="heading 3" w:uiPriority="9" w:semiHidden="1" w:unhideWhenUsed="1" w:qFormat="1"/>
-    <w:lsdException w:name="heading 4" w:uiPriority="9" w:semiHidden="1" w:unhideWhenUsed="1" w:qFormat="1"/>
-    <w:lsdException w:name="heading 5" w:uiPriority="9" w:semiHidden="1" w:unhideWhenUsed="1" w:qFormat="1"/>
-    <w:lsdException w:name="heading 6" w:uiPriority="9" w:semiHidden="1" w:unhideWhenUsed="1" w:qFormat="1"/>
-    <w:lsdException w:name="heading 7" w:uiPriority="9" w:semiHidden="1" w:unhideWhenUsed="1" w:qFormat="1"/>
-    <w:lsdException w:name="heading 8" w:uiPriority="9" w:semiHidden="1" w:unhideWhenUsed="1" w:qFormat="1"/>
-    <w:lsdException w:name="heading 9" w:uiPriority="9" w:semiHidden="1" w:unhideWhenUsed="1" w:qFormat="1"/>
+    <w:lsdException w:name="heading 2" w:semiHidden="1" w:uiPriority="9" w:unhideWhenUsed="1" w:qFormat="1"/>
+    <w:lsdException w:name="heading 3" w:semiHidden="1" w:uiPriority="9" w:unhideWhenUsed="1" w:qFormat="1"/>
+    <w:lsdException w:name="heading 4" w:semiHidden="1" w:uiPriority="9" w:unhideWhenUsed="1" w:qFormat="1"/>
+    <w:lsdException w:name="heading 5" w:semiHidden="1" w:uiPriority="9" w:unhideWhenUsed="1" w:qFormat="1"/>
+    <w:lsdException w:name="heading 6" w:semiHidden="1" w:uiPriority="9" w:unhideWhenUsed="1" w:qFormat="1"/>
+    <w:lsdException w:name="heading 7" w:semiHidden="1" w:uiPriority="9" w:unhideWhenUsed="1" w:qFormat="1"/>
+    <w:lsdException w:name="heading 8" w:semiHidden="1" w:uiPriority="9" w:unhideWhenUsed="1" w:qFormat="1"/>
+    <w:lsdException w:name="heading 9" w:semiHidden="1" w:uiPriority="9" w:unhideWhenUsed="1" w:qFormat="1"/>
     <w:lsdException w:name="index 1" w:semiHidden="1" w:unhideWhenUsed="1"/>
     <w:lsdException w:name="index 2" w:semiHidden="1" w:unhideWhenUsed="1"/>
     <w:lsdException w:name="index 3" w:semiHidden="1" w:unhideWhenUsed="1"/>
@@ -2055,22 +1760,22 @@
     <w:lsdException w:name="index 7" w:semiHidden="1" w:unhideWhenUsed="1"/>
     <w:lsdException w:name="index 8" w:semiHidden="1" w:unhideWhenUsed="1"/>
     <w:lsdException w:name="index 9" w:semiHidden="1" w:unhideWhenUsed="1"/>
-    <w:lsdException w:name="toc 1" w:uiPriority="39" w:semiHidden="1" w:unhideWhenUsed="1"/>
-    <w:lsdException w:name="toc 2" w:uiPriority="39" w:semiHidden="1" w:unhideWhenUsed="1"/>
-    <w:lsdException w:name="toc 3" w:uiPriority="39" w:semiHidden="1" w:unhideWhenUsed="1"/>
-    <w:lsdException w:name="toc 4" w:uiPriority="39" w:semiHidden="1" w:unhideWhenUsed="1"/>
-    <w:lsdException w:name="toc 5" w:uiPriority="39" w:semiHidden="1" w:unhideWhenUsed="1"/>
-    <w:lsdException w:name="toc 6" w:uiPriority="39" w:semiHidden="1" w:unhideWhenUsed="1"/>
-    <w:lsdException w:name="toc 7" w:uiPriority="39" w:semiHidden="1" w:unhideWhenUsed="1"/>
-    <w:lsdException w:name="toc 8" w:uiPriority="39" w:semiHidden="1" w:unhideWhenUsed="1"/>
-    <w:lsdException w:name="toc 9" w:uiPriority="39" w:semiHidden="1" w:unhideWhenUsed="1"/>
+    <w:lsdException w:name="toc 1" w:semiHidden="1" w:uiPriority="39" w:unhideWhenUsed="1"/>
+    <w:lsdException w:name="toc 2" w:semiHidden="1" w:uiPriority="39" w:unhideWhenUsed="1"/>
+    <w:lsdException w:name="toc 3" w:semiHidden="1" w:uiPriority="39" w:unhideWhenUsed="1"/>
+    <w:lsdException w:name="toc 4" w:semiHidden="1" w:uiPriority="39" w:unhideWhenUsed="1"/>
+    <w:lsdException w:name="toc 5" w:semiHidden="1" w:uiPriority="39" w:unhideWhenUsed="1"/>
+    <w:lsdException w:name="toc 6" w:semiHidden="1" w:uiPriority="39" w:unhideWhenUsed="1"/>
+    <w:lsdException w:name="toc 7" w:semiHidden="1" w:uiPriority="39" w:unhideWhenUsed="1"/>
+    <w:lsdException w:name="toc 8" w:semiHidden="1" w:uiPriority="39" w:unhideWhenUsed="1"/>
+    <w:lsdException w:name="toc 9" w:semiHidden="1" w:uiPriority="39" w:unhideWhenUsed="1"/>
     <w:lsdException w:name="Normal Indent" w:semiHidden="1" w:unhideWhenUsed="1"/>
     <w:lsdException w:name="footnote text" w:semiHidden="1" w:unhideWhenUsed="1"/>
     <w:lsdException w:name="annotation text" w:semiHidden="1" w:unhideWhenUsed="1"/>
     <w:lsdException w:name="header" w:semiHidden="1" w:unhideWhenUsed="1"/>
     <w:lsdException w:name="footer" w:semiHidden="1" w:unhideWhenUsed="1"/>
     <w:lsdException w:name="index heading" w:semiHidden="1" w:unhideWhenUsed="1"/>
-    <w:lsdException w:name="caption" w:uiPriority="35" w:semiHidden="1" w:unhideWhenUsed="1" w:qFormat="1"/>
+    <w:lsdException w:name="caption" w:semiHidden="1" w:uiPriority="35" w:unhideWhenUsed="1" w:qFormat="1"/>
     <w:lsdException w:name="table of figures" w:semiHidden="1" w:unhideWhenUsed="1"/>
     <w:lsdException w:name="envelope address" w:semiHidden="1" w:unhideWhenUsed="1"/>
     <w:lsdException w:name="envelope return" w:semiHidden="1" w:unhideWhenUsed="1"/>
@@ -2101,7 +1806,7 @@
     <w:lsdException w:name="Title" w:uiPriority="10" w:qFormat="1"/>
     <w:lsdException w:name="Closing" w:semiHidden="1" w:unhideWhenUsed="1"/>
     <w:lsdException w:name="Signature" w:semiHidden="1" w:unhideWhenUsed="1"/>
-    <w:lsdException w:name="Default Paragraph Font" w:uiPriority="1" w:semiHidden="1" w:unhideWhenUsed="1"/>
+    <w:lsdException w:name="Default Paragraph Font" w:semiHidden="1" w:uiPriority="1" w:unhideWhenUsed="1"/>
     <w:lsdException w:name="Body Text" w:semiHidden="1" w:unhideWhenUsed="1"/>
     <w:lsdException w:name="Body Text Indent" w:semiHidden="1" w:unhideWhenUsed="1"/>
     <w:lsdException w:name="List Continue" w:semiHidden="1" w:unhideWhenUsed="1"/>
@@ -2301,8 +2006,8 @@
     <w:lsdException w:name="Subtle Reference" w:uiPriority="31" w:qFormat="1"/>
     <w:lsdException w:name="Intense Reference" w:uiPriority="32" w:qFormat="1"/>
     <w:lsdException w:name="Book Title" w:uiPriority="33" w:qFormat="1"/>
-    <w:lsdException w:name="Bibliography" w:uiPriority="37" w:semiHidden="1" w:unhideWhenUsed="1"/>
-    <w:lsdException w:name="TOC Heading" w:uiPriority="39" w:semiHidden="1" w:unhideWhenUsed="1" w:qFormat="1"/>
+    <w:lsdException w:name="Bibliography" w:semiHidden="1" w:uiPriority="37" w:unhideWhenUsed="1"/>
+    <w:lsdException w:name="TOC Heading" w:semiHidden="1" w:uiPriority="39" w:unhideWhenUsed="1" w:qFormat="1"/>
     <w:lsdException w:name="Plain Table 1" w:uiPriority="41"/>
     <w:lsdException w:name="Plain Table 2" w:uiPriority="42"/>
     <w:lsdException w:name="Plain Table 3" w:uiPriority="43"/>
@@ -2413,7 +2118,7 @@
     <w:lsdException w:name="Unresolved Mention" w:semiHidden="1" w:unhideWhenUsed="1"/>
     <w:lsdException w:name="Smart Link" w:semiHidden="1" w:unhideWhenUsed="1"/>
   </w:latentStyles>
-  <w:style w:type="paragraph" w:styleId="Normal" w:default="1">
+  <w:style w:type="paragraph" w:default="1" w:styleId="Normal">
     <w:name w:val="Normal"/>
     <w:qFormat/>
   </w:style>
@@ -2528,13 +2233,13 @@
       <w:szCs w:val="20"/>
     </w:rPr>
   </w:style>
-  <w:style w:type="character" w:styleId="DefaultParagraphFont" w:default="1">
+  <w:style w:type="character" w:default="1" w:styleId="DefaultParagraphFont">
     <w:name w:val="Default Paragraph Font"/>
     <w:uiPriority w:val="1"/>
     <w:semiHidden/>
     <w:unhideWhenUsed/>
   </w:style>
-  <w:style w:type="table" w:styleId="TableNormal" w:default="1">
+  <w:style w:type="table" w:default="1" w:styleId="TableNormal">
     <w:name w:val="Normal Table"/>
     <w:uiPriority w:val="99"/>
     <w:semiHidden/>
@@ -2549,13 +2254,13 @@
       </w:tblCellMar>
     </w:tblPr>
   </w:style>
-  <w:style w:type="numbering" w:styleId="NoList" w:default="1">
+  <w:style w:type="numbering" w:default="1" w:styleId="NoList">
     <w:name w:val="No List"/>
     <w:uiPriority w:val="99"/>
     <w:semiHidden/>
     <w:unhideWhenUsed/>
   </w:style>
-  <w:style w:type="table" w:styleId="TableNormal0" w:customStyle="1">
+  <w:style w:type="table" w:customStyle="1" w:styleId="TableNormal0">
     <w:name w:val="TableNormal"/>
     <w:tblPr>
       <w:tblCellMar>
@@ -2584,46 +2289,46 @@
       <w:szCs w:val="72"/>
     </w:rPr>
   </w:style>
-  <w:style w:type="paragraph" w:styleId="msonormal0" w:customStyle="1">
+  <w:style w:type="paragraph" w:customStyle="1" w:styleId="msonormal0">
     <w:name w:val="msonormal"/>
     <w:basedOn w:val="Normal"/>
     <w:pPr>
       <w:spacing w:before="100" w:beforeAutospacing="1" w:after="100" w:afterAutospacing="1"/>
     </w:pPr>
   </w:style>
-  <w:style w:type="character" w:styleId="Heading1Char" w:customStyle="1">
+  <w:style w:type="character" w:customStyle="1" w:styleId="Heading1Char">
     <w:name w:val="Heading 1 Char"/>
     <w:basedOn w:val="DefaultParagraphFont"/>
     <w:link w:val="Heading1"/>
     <w:uiPriority w:val="9"/>
     <w:rPr>
-      <w:rFonts w:asciiTheme="majorHAnsi" w:hAnsiTheme="majorHAnsi" w:eastAsiaTheme="majorEastAsia" w:cstheme="majorBidi"/>
+      <w:rFonts w:asciiTheme="majorHAnsi" w:eastAsiaTheme="majorEastAsia" w:hAnsiTheme="majorHAnsi" w:cstheme="majorBidi"/>
       <w:color w:val="2F5496" w:themeColor="accent1" w:themeShade="BF"/>
       <w:sz w:val="32"/>
       <w:szCs w:val="32"/>
     </w:rPr>
   </w:style>
-  <w:style w:type="character" w:styleId="Heading2Char" w:customStyle="1">
+  <w:style w:type="character" w:customStyle="1" w:styleId="Heading2Char">
     <w:name w:val="Heading 2 Char"/>
     <w:basedOn w:val="DefaultParagraphFont"/>
     <w:link w:val="Heading2"/>
     <w:uiPriority w:val="9"/>
     <w:semiHidden/>
     <w:rPr>
-      <w:rFonts w:asciiTheme="majorHAnsi" w:hAnsiTheme="majorHAnsi" w:eastAsiaTheme="majorEastAsia" w:cstheme="majorBidi"/>
+      <w:rFonts w:asciiTheme="majorHAnsi" w:eastAsiaTheme="majorEastAsia" w:hAnsiTheme="majorHAnsi" w:cstheme="majorBidi"/>
       <w:color w:val="2F5496" w:themeColor="accent1" w:themeShade="BF"/>
       <w:sz w:val="26"/>
       <w:szCs w:val="26"/>
     </w:rPr>
   </w:style>
-  <w:style w:type="character" w:styleId="Heading3Char" w:customStyle="1">
+  <w:style w:type="character" w:customStyle="1" w:styleId="Heading3Char">
     <w:name w:val="Heading 3 Char"/>
     <w:basedOn w:val="DefaultParagraphFont"/>
     <w:link w:val="Heading3"/>
     <w:uiPriority w:val="9"/>
     <w:semiHidden/>
     <w:rPr>
-      <w:rFonts w:asciiTheme="majorHAnsi" w:hAnsiTheme="majorHAnsi" w:eastAsiaTheme="majorEastAsia" w:cstheme="majorBidi"/>
+      <w:rFonts w:asciiTheme="majorHAnsi" w:eastAsiaTheme="majorEastAsia" w:hAnsiTheme="majorHAnsi" w:cstheme="majorBidi"/>
       <w:color w:val="1F3763" w:themeColor="accent1" w:themeShade="7F"/>
       <w:sz w:val="24"/>
       <w:szCs w:val="24"/>
@@ -2639,14 +2344,14 @@
       <w:spacing w:before="100" w:beforeAutospacing="1" w:after="100" w:afterAutospacing="1"/>
     </w:pPr>
   </w:style>
-  <w:style w:type="character" w:styleId="Heading4Char" w:customStyle="1">
+  <w:style w:type="character" w:customStyle="1" w:styleId="Heading4Char">
     <w:name w:val="Heading 4 Char"/>
     <w:basedOn w:val="DefaultParagraphFont"/>
     <w:link w:val="Heading4"/>
     <w:uiPriority w:val="9"/>
     <w:semiHidden/>
     <w:rPr>
-      <w:rFonts w:asciiTheme="majorHAnsi" w:hAnsiTheme="majorHAnsi" w:eastAsiaTheme="majorEastAsia" w:cstheme="majorBidi"/>
+      <w:rFonts w:asciiTheme="majorHAnsi" w:eastAsiaTheme="majorEastAsia" w:hAnsiTheme="majorHAnsi" w:cstheme="majorBidi"/>
       <w:i/>
       <w:iCs/>
       <w:color w:val="2F5496" w:themeColor="accent1" w:themeShade="BF"/>
@@ -2654,7 +2359,7 @@
       <w:szCs w:val="24"/>
     </w:rPr>
   </w:style>
-  <w:style w:type="paragraph" w:styleId="colored" w:customStyle="1">
+  <w:style w:type="paragraph" w:customStyle="1" w:styleId="colored">
     <w:name w:val="colored"/>
     <w:basedOn w:val="Normal"/>
     <w:pPr>
@@ -2694,7 +2399,7 @@
       <w:spacing w:before="360" w:after="80"/>
     </w:pPr>
     <w:rPr>
-      <w:rFonts w:ascii="Georgia" w:hAnsi="Georgia" w:eastAsia="Georgia" w:cs="Georgia"/>
+      <w:rFonts w:ascii="Georgia" w:eastAsia="Georgia" w:hAnsi="Georgia" w:cs="Georgia"/>
       <w:i/>
       <w:iCs/>
       <w:color w:val="666666"/>
@@ -2702,7 +2407,7 @@
       <w:szCs w:val="48"/>
     </w:rPr>
   </w:style>
-  <w:style w:type="table" w:styleId="a" w:customStyle="1">
+  <w:style w:type="table" w:customStyle="1" w:styleId="a">
     <w:basedOn w:val="TableNormal"/>
     <w:tblPr>
       <w:tblStyleRowBandSize w:val="1"/>
@@ -2719,7 +2424,7 @@
 </file>
 
 <file path=word/theme/theme1.xml><?xml version="1.0" encoding="utf-8"?>
-<a:theme xmlns:a="http://schemas.openxmlformats.org/drawingml/2006/main" xmlns:thm15="http://schemas.microsoft.com/office/thememl/2012/main" name="Office Theme">
+<a:theme xmlns:a="http://schemas.openxmlformats.org/drawingml/2006/main" name="Office Theme">
   <a:themeElements>
     <a:clrScheme name="Office">
       <a:dk1>
